--- a/work/d5res.docx
+++ b/work/d5res.docx
@@ -7,7 +7,7 @@
         <w:pStyle w:val="Title"/>
       </w:pPr>
       <w:r>
-        <w:t xml:space="preserve">Debate 5</w:t>
+        <w:t xml:space="preserve">Debate 5 - Policy</w:t>
       </w:r>
     </w:p>
     <w:p>

--- a/work/d5res.docx
+++ b/work/d5res.docx
@@ -45,16 +45,116 @@
     </w:p>
     <w:p>
       <w:pPr>
-        <w:pStyle w:val="Compact"/>
-        <w:numPr>
-          <w:ilvl w:val="0"/>
-          <w:numId w:val="1001"/>
-        </w:numPr>
+        <w:pStyle w:val="FirstParagraph"/>
       </w:pPr>
       <w:r>
-        <w:t xml:space="preserve">TBD</w:t>
+        <w:rPr>
+          <w:b/>
+          <w:bCs/>
+        </w:rPr>
+        <w:t xml:space="preserve">To ameliorate future disruption in the labor market caused by artificial intelligence, the United States should implement a universal basic income.</w:t>
       </w:r>
     </w:p>
+    <w:p>
+      <w:pPr>
+        <w:pStyle w:val="TableCaption"/>
+      </w:pPr>
+      <w:r>
+        <w:t xml:space="preserve">Teams</w:t>
+      </w:r>
+    </w:p>
+    <w:tbl>
+      <w:tblPr>
+        <w:tblStyle w:val="Table"/>
+        <w:tblW w:type="auto" w:w="0"/>
+        <w:tblLook w:firstRow="1" w:lastRow="0" w:firstColumn="0" w:lastColumn="0" w:noHBand="0" w:noVBand="0" w:val="0020"/>
+        <w:tblCaption w:val="Teams"/>
+      </w:tblPr>
+      <w:tblGrid>
+        <w:gridCol w:w="2640"/>
+        <w:gridCol w:w="2640"/>
+        <w:gridCol w:w="2640"/>
+      </w:tblGrid>
+      <w:tr>
+        <w:trPr>
+          <w:tblHeader w:val="on"/>
+        </w:trPr>
+        <w:tc>
+          <w:tcPr/>
+          <w:p>
+            <w:pPr>
+              <w:pStyle w:val="Compact"/>
+              <w:jc w:val="left"/>
+            </w:pPr>
+            <w:r>
+              <w:t xml:space="preserve">Affirm</w:t>
+            </w:r>
+          </w:p>
+        </w:tc>
+        <w:tc>
+          <w:tcPr/>
+          <w:p>
+            <w:pPr>
+              <w:pStyle w:val="Compact"/>
+              <w:jc w:val="left"/>
+            </w:pPr>
+            <w:r>
+              <w:t xml:space="preserve">Negate</w:t>
+            </w:r>
+          </w:p>
+        </w:tc>
+        <w:tc>
+          <w:tcPr/>
+          <w:p>
+            <w:pPr>
+              <w:pStyle w:val="Compact"/>
+              <w:jc w:val="left"/>
+            </w:pPr>
+            <w:r>
+              <w:t xml:space="preserve">Jury</w:t>
+            </w:r>
+          </w:p>
+        </w:tc>
+      </w:tr>
+      <w:tr>
+        <w:tc>
+          <w:tcPr/>
+          <w:p>
+            <w:pPr>
+              <w:pStyle w:val="Compact"/>
+              <w:jc w:val="left"/>
+            </w:pPr>
+            <w:r>
+              <w:t xml:space="preserve">Team 3</w:t>
+            </w:r>
+          </w:p>
+        </w:tc>
+        <w:tc>
+          <w:tcPr/>
+          <w:p>
+            <w:pPr>
+              <w:pStyle w:val="Compact"/>
+              <w:jc w:val="left"/>
+            </w:pPr>
+            <w:r>
+              <w:t xml:space="preserve">Team 2</w:t>
+            </w:r>
+          </w:p>
+        </w:tc>
+        <w:tc>
+          <w:tcPr/>
+          <w:p>
+            <w:pPr>
+              <w:pStyle w:val="Compact"/>
+              <w:jc w:val="left"/>
+            </w:pPr>
+            <w:r>
+              <w:t xml:space="preserve">Team 1</w:t>
+            </w:r>
+          </w:p>
+        </w:tc>
+      </w:tr>
+    </w:tbl>
     <w:bookmarkEnd w:id="20"/>
     <w:bookmarkStart w:id="21" w:name="amendments-and-adjustments"/>
     <w:p>
@@ -70,7 +170,7 @@
         <w:pStyle w:val="Compact"/>
         <w:numPr>
           <w:ilvl w:val="0"/>
-          <w:numId w:val="1002"/>
+          <w:numId w:val="1001"/>
         </w:numPr>
       </w:pPr>
       <w:r>
@@ -305,9 +405,6 @@
     <w:abstractNumId w:val="990"/>
   </w:num>
   <w:num w:numId="1001">
-    <w:abstractNumId w:val="991"/>
-  </w:num>
-  <w:num w:numId="1002">
     <w:abstractNumId w:val="991"/>
   </w:num>
 </w:numbering>

--- a/work/d5res.docx
+++ b/work/d5res.docx
@@ -156,7 +156,7 @@
       </w:tr>
     </w:tbl>
     <w:bookmarkEnd w:id="20"/>
-    <w:bookmarkStart w:id="21" w:name="amendments-and-adjustments"/>
+    <w:bookmarkStart w:id="23" w:name="amendments-and-adjustments"/>
     <w:p>
       <w:pPr>
         <w:pStyle w:val="Heading2"/>
@@ -174,11 +174,193 @@
         </w:numPr>
       </w:pPr>
       <w:r>
-        <w:t xml:space="preserve">TBD</w:t>
-      </w:r>
-    </w:p>
-    <w:bookmarkEnd w:id="21"/>
-    <w:bookmarkStart w:id="22" w:name="judges-notes"/>
+        <w:t xml:space="preserve">See</w:t>
+      </w:r>
+      <w:r>
+        <w:t xml:space="preserve"> </w:t>
+      </w:r>
+      <w:hyperlink r:id="rId21">
+        <w:r>
+          <w:rPr>
+            <w:rStyle w:val="Hyperlink"/>
+          </w:rPr>
+          <w:t xml:space="preserve">debate guidelines</w:t>
+        </w:r>
+      </w:hyperlink>
+      <w:r>
+        <w:t xml:space="preserve"> </w:t>
+      </w:r>
+      <w:r>
+        <w:t xml:space="preserve">and</w:t>
+      </w:r>
+      <w:r>
+        <w:t xml:space="preserve"> </w:t>
+      </w:r>
+      <w:hyperlink r:id="rId22">
+        <w:r>
+          <w:rPr>
+            <w:rStyle w:val="Hyperlink"/>
+          </w:rPr>
+          <w:t xml:space="preserve">debate tips</w:t>
+        </w:r>
+      </w:hyperlink>
+      <w:r>
+        <w:t xml:space="preserve"> </w:t>
+      </w:r>
+      <w:r>
+        <w:t xml:space="preserve">for guidance and details.</w:t>
+      </w:r>
+    </w:p>
+    <w:p>
+      <w:pPr>
+        <w:pStyle w:val="Compact"/>
+        <w:numPr>
+          <w:ilvl w:val="0"/>
+          <w:numId w:val="1001"/>
+        </w:numPr>
+      </w:pPr>
+      <w:r>
+        <w:t xml:space="preserve">The standard class debate format for this debate has been modified in the following ways:</w:t>
+      </w:r>
+    </w:p>
+    <w:p>
+      <w:pPr>
+        <w:pStyle w:val="Compact"/>
+        <w:numPr>
+          <w:ilvl w:val="1"/>
+          <w:numId w:val="1002"/>
+        </w:numPr>
+      </w:pPr>
+      <w:r>
+        <w:rPr>
+          <w:b/>
+          <w:bCs/>
+        </w:rPr>
+        <w:t xml:space="preserve">Constructive</w:t>
+      </w:r>
+      <w:r>
+        <w:t xml:space="preserve"> </w:t>
+      </w:r>
+      <w:r>
+        <w:t xml:space="preserve">(4 min per team)</w:t>
+      </w:r>
+    </w:p>
+    <w:p>
+      <w:pPr>
+        <w:pStyle w:val="Compact"/>
+        <w:numPr>
+          <w:ilvl w:val="2"/>
+          <w:numId w:val="1003"/>
+        </w:numPr>
+      </w:pPr>
+      <w:r>
+        <w:rPr>
+          <w:i/>
+          <w:iCs/>
+        </w:rPr>
+        <w:t xml:space="preserve">1 min prep</w:t>
+      </w:r>
+    </w:p>
+    <w:p>
+      <w:pPr>
+        <w:pStyle w:val="Compact"/>
+        <w:numPr>
+          <w:ilvl w:val="1"/>
+          <w:numId w:val="1002"/>
+        </w:numPr>
+      </w:pPr>
+      <w:r>
+        <w:rPr>
+          <w:b/>
+          <w:bCs/>
+        </w:rPr>
+        <w:t xml:space="preserve">Cross-Examination</w:t>
+      </w:r>
+      <w:r>
+        <w:t xml:space="preserve"> </w:t>
+      </w:r>
+      <w:r>
+        <w:t xml:space="preserve">(8 min total, back and forth)</w:t>
+      </w:r>
+    </w:p>
+    <w:p>
+      <w:pPr>
+        <w:pStyle w:val="Compact"/>
+        <w:numPr>
+          <w:ilvl w:val="2"/>
+          <w:numId w:val="1004"/>
+        </w:numPr>
+      </w:pPr>
+      <w:r>
+        <w:rPr>
+          <w:i/>
+          <w:iCs/>
+        </w:rPr>
+        <w:t xml:space="preserve">2 min prep</w:t>
+      </w:r>
+    </w:p>
+    <w:p>
+      <w:pPr>
+        <w:pStyle w:val="Compact"/>
+        <w:numPr>
+          <w:ilvl w:val="1"/>
+          <w:numId w:val="1002"/>
+        </w:numPr>
+      </w:pPr>
+      <w:r>
+        <w:rPr>
+          <w:b/>
+          <w:bCs/>
+        </w:rPr>
+        <w:t xml:space="preserve">Rebuttal</w:t>
+      </w:r>
+      <w:r>
+        <w:t xml:space="preserve"> </w:t>
+      </w:r>
+      <w:r>
+        <w:t xml:space="preserve">(2.5 min per team)</w:t>
+      </w:r>
+    </w:p>
+    <w:p>
+      <w:pPr>
+        <w:pStyle w:val="Compact"/>
+        <w:numPr>
+          <w:ilvl w:val="2"/>
+          <w:numId w:val="1005"/>
+        </w:numPr>
+      </w:pPr>
+      <w:r>
+        <w:rPr>
+          <w:i/>
+          <w:iCs/>
+        </w:rPr>
+        <w:t xml:space="preserve">1 min prep</w:t>
+      </w:r>
+    </w:p>
+    <w:p>
+      <w:pPr>
+        <w:pStyle w:val="Compact"/>
+        <w:numPr>
+          <w:ilvl w:val="1"/>
+          <w:numId w:val="1002"/>
+        </w:numPr>
+      </w:pPr>
+      <w:r>
+        <w:rPr>
+          <w:b/>
+          <w:bCs/>
+        </w:rPr>
+        <w:t xml:space="preserve">Final Focus</w:t>
+      </w:r>
+      <w:r>
+        <w:t xml:space="preserve"> </w:t>
+      </w:r>
+      <w:r>
+        <w:t xml:space="preserve">(1 min per team)</w:t>
+      </w:r>
+    </w:p>
+    <w:bookmarkEnd w:id="23"/>
+    <w:bookmarkStart w:id="29" w:name="judges-notes"/>
     <w:p>
       <w:pPr>
         <w:pStyle w:val="Heading2"/>
@@ -187,7 +369,171 @@
         <w:t xml:space="preserve">Judge’s Notes</w:t>
       </w:r>
     </w:p>
-    <w:bookmarkEnd w:id="22"/>
+    <w:p>
+      <w:pPr>
+        <w:pStyle w:val="Compact"/>
+        <w:numPr>
+          <w:ilvl w:val="0"/>
+          <w:numId w:val="1006"/>
+        </w:numPr>
+      </w:pPr>
+      <w:r>
+        <w:t xml:space="preserve">This debate may require additional external research. Some places to start on UBI (Universal Basic Income):</w:t>
+      </w:r>
+    </w:p>
+    <w:p>
+      <w:pPr>
+        <w:pStyle w:val="Compact"/>
+        <w:numPr>
+          <w:ilvl w:val="1"/>
+          <w:numId w:val="1007"/>
+        </w:numPr>
+      </w:pPr>
+      <w:r>
+        <w:t xml:space="preserve">“</w:t>
+      </w:r>
+      <w:hyperlink r:id="rId24">
+        <w:r>
+          <w:rPr>
+            <w:rStyle w:val="Hyperlink"/>
+          </w:rPr>
+          <w:t xml:space="preserve">What is Universal Basic Income</w:t>
+        </w:r>
+      </w:hyperlink>
+      <w:r>
+        <w:t xml:space="preserve">”</w:t>
+      </w:r>
+      <w:r>
+        <w:t xml:space="preserve"> </w:t>
+      </w:r>
+      <w:r>
+        <w:t xml:space="preserve">Stanford Basic Income Lab.</w:t>
+      </w:r>
+    </w:p>
+    <w:p>
+      <w:pPr>
+        <w:pStyle w:val="Compact"/>
+        <w:numPr>
+          <w:ilvl w:val="1"/>
+          <w:numId w:val="1007"/>
+        </w:numPr>
+      </w:pPr>
+      <w:r>
+        <w:t xml:space="preserve">Flowers, 2016.</w:t>
+      </w:r>
+      <w:r>
+        <w:t xml:space="preserve"> </w:t>
+      </w:r>
+      <w:r>
+        <w:t xml:space="preserve">“</w:t>
+      </w:r>
+      <w:hyperlink r:id="rId25">
+        <w:r>
+          <w:rPr>
+            <w:rStyle w:val="Hyperlink"/>
+          </w:rPr>
+          <w:t xml:space="preserve">What Would Happen If We Just Gave People Money?</w:t>
+        </w:r>
+      </w:hyperlink>
+      <w:r>
+        <w:t xml:space="preserve">”</w:t>
+      </w:r>
+      <w:r>
+        <w:t xml:space="preserve"> </w:t>
+      </w:r>
+      <w:r>
+        <w:t xml:space="preserve">FiveThirtyEight.com.</w:t>
+      </w:r>
+    </w:p>
+    <w:p>
+      <w:pPr>
+        <w:pStyle w:val="Compact"/>
+        <w:numPr>
+          <w:ilvl w:val="2"/>
+          <w:numId w:val="1008"/>
+        </w:numPr>
+      </w:pPr>
+      <w:r>
+        <w:rPr>
+          <w:i/>
+          <w:iCs/>
+        </w:rPr>
+        <w:t xml:space="preserve">The version at archive.org renders better now</w:t>
+      </w:r>
+      <w:r>
+        <w:t xml:space="preserve">:</w:t>
+      </w:r>
+      <w:r>
+        <w:t xml:space="preserve"> </w:t>
+      </w:r>
+      <w:hyperlink r:id="rId26">
+        <w:r>
+          <w:rPr>
+            <w:rStyle w:val="Hyperlink"/>
+          </w:rPr>
+          <w:t xml:space="preserve">Archive.org link</w:t>
+        </w:r>
+      </w:hyperlink>
+    </w:p>
+    <w:p>
+      <w:pPr>
+        <w:pStyle w:val="Compact"/>
+        <w:numPr>
+          <w:ilvl w:val="1"/>
+          <w:numId w:val="1007"/>
+        </w:numPr>
+      </w:pPr>
+      <w:r>
+        <w:t xml:space="preserve">Bidadanure, 2019.</w:t>
+      </w:r>
+      <w:r>
+        <w:t xml:space="preserve"> </w:t>
+      </w:r>
+      <w:r>
+        <w:t xml:space="preserve">“</w:t>
+      </w:r>
+      <w:hyperlink r:id="rId27">
+        <w:r>
+          <w:rPr>
+            <w:rStyle w:val="Hyperlink"/>
+          </w:rPr>
+          <w:t xml:space="preserve">The Political Theory of Universal Basic Income</w:t>
+        </w:r>
+      </w:hyperlink>
+      <w:r>
+        <w:t xml:space="preserve">”</w:t>
+      </w:r>
+    </w:p>
+    <w:p>
+      <w:pPr>
+        <w:pStyle w:val="Compact"/>
+        <w:numPr>
+          <w:ilvl w:val="1"/>
+          <w:numId w:val="1007"/>
+        </w:numPr>
+      </w:pPr>
+      <w:r>
+        <w:t xml:space="preserve">Pettit, 2008.</w:t>
+      </w:r>
+      <w:r>
+        <w:t xml:space="preserve"> </w:t>
+      </w:r>
+      <w:r>
+        <w:t xml:space="preserve">“</w:t>
+      </w:r>
+      <w:hyperlink r:id="rId28">
+        <w:r>
+          <w:rPr>
+            <w:rStyle w:val="Hyperlink"/>
+          </w:rPr>
+          <w:t xml:space="preserve">A Republican Right to Basic Income?</w:t>
+        </w:r>
+      </w:hyperlink>
+      <w:r>
+        <w:t xml:space="preserve">”</w:t>
+      </w:r>
+    </w:p>
+    <w:bookmarkEnd w:id="29"/>
     <w:sectPr>
       <w:footnotePr>
         <w:numRestart w:val="eachSect"/>
@@ -401,10 +747,143 @@
       </w:rPr>
     </w:lvl>
   </w:abstractNum>
+  <w:abstractNum w:abstractNumId="99411">
+    <w:nsid w:val="00A99411"/>
+    <w:multiLevelType w:val="multilevel"/>
+    <w:lvl w:ilvl="0">
+      <w:start w:val="1"/>
+      <w:numFmt w:val="decimal"/>
+      <w:lvlText w:val="%1."/>
+      <w:lvlJc w:val="left"/>
+      <w:pPr>
+        <w:ind w:left="720" w:hanging="360"/>
+      </w:pPr>
+    </w:lvl>
+    <w:lvl w:ilvl="1">
+      <w:start w:val="1"/>
+      <w:numFmt w:val="decimal"/>
+      <w:lvlText w:val="%2."/>
+      <w:lvlJc w:val="left"/>
+      <w:pPr>
+        <w:ind w:left="1440" w:hanging="360"/>
+      </w:pPr>
+    </w:lvl>
+    <w:lvl w:ilvl="2">
+      <w:start w:val="1"/>
+      <w:numFmt w:val="decimal"/>
+      <w:lvlText w:val="%3."/>
+      <w:lvlJc w:val="left"/>
+      <w:pPr>
+        <w:ind w:left="2160" w:hanging="360"/>
+      </w:pPr>
+    </w:lvl>
+    <w:lvl w:ilvl="3">
+      <w:start w:val="1"/>
+      <w:numFmt w:val="decimal"/>
+      <w:lvlText w:val="%4."/>
+      <w:lvlJc w:val="left"/>
+      <w:pPr>
+        <w:ind w:left="2880" w:hanging="360"/>
+      </w:pPr>
+    </w:lvl>
+    <w:lvl w:ilvl="4">
+      <w:start w:val="1"/>
+      <w:numFmt w:val="decimal"/>
+      <w:lvlText w:val="%5."/>
+      <w:lvlJc w:val="left"/>
+      <w:pPr>
+        <w:ind w:left="3600" w:hanging="360"/>
+      </w:pPr>
+    </w:lvl>
+    <w:lvl w:ilvl="5">
+      <w:start w:val="1"/>
+      <w:numFmt w:val="decimal"/>
+      <w:lvlText w:val="%6."/>
+      <w:lvlJc w:val="left"/>
+      <w:pPr>
+        <w:ind w:left="4320" w:hanging="360"/>
+      </w:pPr>
+    </w:lvl>
+    <w:lvl w:ilvl="6">
+      <w:start w:val="1"/>
+      <w:numFmt w:val="decimal"/>
+      <w:lvlText w:val="%7."/>
+      <w:lvlJc w:val="left"/>
+      <w:pPr>
+        <w:ind w:left="5040" w:hanging="360"/>
+      </w:pPr>
+    </w:lvl>
+    <w:lvl w:ilvl="7">
+      <w:start w:val="1"/>
+      <w:numFmt w:val="decimal"/>
+      <w:lvlText w:val="%8."/>
+      <w:lvlJc w:val="left"/>
+      <w:pPr>
+        <w:ind w:left="5760" w:hanging="360"/>
+      </w:pPr>
+    </w:lvl>
+    <w:lvl w:ilvl="8">
+      <w:start w:val="1"/>
+      <w:numFmt w:val="decimal"/>
+      <w:lvlText w:val="%9."/>
+      <w:lvlJc w:val="left"/>
+      <w:pPr>
+        <w:ind w:left="6480" w:hanging="360"/>
+      </w:pPr>
+    </w:lvl>
+  </w:abstractNum>
   <w:num w:numId="1000">
     <w:abstractNumId w:val="990"/>
   </w:num>
   <w:num w:numId="1001">
+    <w:abstractNumId w:val="991"/>
+  </w:num>
+  <w:num w:numId="1002">
+    <w:abstractNumId w:val="99411"/>
+    <w:lvlOverride w:ilvl="0">
+      <w:startOverride w:val="1"/>
+    </w:lvlOverride>
+    <w:lvlOverride w:ilvl="1">
+      <w:startOverride w:val="1"/>
+    </w:lvlOverride>
+    <w:lvlOverride w:ilvl="2">
+      <w:startOverride w:val="1"/>
+    </w:lvlOverride>
+    <w:lvlOverride w:ilvl="3">
+      <w:startOverride w:val="1"/>
+    </w:lvlOverride>
+    <w:lvlOverride w:ilvl="4">
+      <w:startOverride w:val="1"/>
+    </w:lvlOverride>
+    <w:lvlOverride w:ilvl="5">
+      <w:startOverride w:val="1"/>
+    </w:lvlOverride>
+    <w:lvlOverride w:ilvl="6">
+      <w:startOverride w:val="1"/>
+    </w:lvlOverride>
+    <w:lvlOverride w:ilvl="7">
+      <w:startOverride w:val="1"/>
+    </w:lvlOverride>
+    <w:lvlOverride w:ilvl="8">
+      <w:startOverride w:val="1"/>
+    </w:lvlOverride>
+  </w:num>
+  <w:num w:numId="1003">
+    <w:abstractNumId w:val="991"/>
+  </w:num>
+  <w:num w:numId="1004">
+    <w:abstractNumId w:val="991"/>
+  </w:num>
+  <w:num w:numId="1005">
+    <w:abstractNumId w:val="991"/>
+  </w:num>
+  <w:num w:numId="1006">
+    <w:abstractNumId w:val="991"/>
+  </w:num>
+  <w:num w:numId="1007">
+    <w:abstractNumId w:val="991"/>
+  </w:num>
+  <w:num w:numId="1008">
     <w:abstractNumId w:val="991"/>
   </w:num>
 </w:numbering>

--- a/work/d5res.docx
+++ b/work/d5res.docx
@@ -34,7 +34,7 @@
         <w:t xml:space="preserve">S2026</w:t>
       </w:r>
     </w:p>
-    <w:bookmarkStart w:id="20" w:name="resolution"/>
+    <w:bookmarkStart w:id="9" w:name="resolution"/>
     <w:p>
       <w:pPr>
         <w:pStyle w:val="Heading2"/>
@@ -155,8 +155,8 @@
         </w:tc>
       </w:tr>
     </w:tbl>
-    <w:bookmarkEnd w:id="20"/>
-    <w:bookmarkStart w:id="23" w:name="amendments-and-adjustments"/>
+    <w:bookmarkEnd w:id="9"/>
+    <w:bookmarkStart w:id="12" w:name="amendments-and-adjustments"/>
     <w:p>
       <w:pPr>
         <w:pStyle w:val="Heading2"/>
@@ -179,7 +179,7 @@
       <w:r>
         <w:t xml:space="preserve"> </w:t>
       </w:r>
-      <w:hyperlink r:id="rId21">
+      <w:hyperlink r:id="rId10">
         <w:r>
           <w:rPr>
             <w:rStyle w:val="Hyperlink"/>
@@ -196,7 +196,7 @@
       <w:r>
         <w:t xml:space="preserve"> </w:t>
       </w:r>
-      <w:hyperlink r:id="rId22">
+      <w:hyperlink r:id="rId11">
         <w:r>
           <w:rPr>
             <w:rStyle w:val="Hyperlink"/>
@@ -359,8 +359,8 @@
         <w:t xml:space="preserve">(1 min per team)</w:t>
       </w:r>
     </w:p>
-    <w:bookmarkEnd w:id="23"/>
-    <w:bookmarkStart w:id="29" w:name="judges-notes"/>
+    <w:bookmarkEnd w:id="12"/>
+    <w:bookmarkStart w:id="18" w:name="judges-notes"/>
     <w:p>
       <w:pPr>
         <w:pStyle w:val="Heading2"/>
@@ -392,7 +392,7 @@
       <w:r>
         <w:t xml:space="preserve">“</w:t>
       </w:r>
-      <w:hyperlink r:id="rId24">
+      <w:hyperlink r:id="rId13">
         <w:r>
           <w:rPr>
             <w:rStyle w:val="Hyperlink"/>
@@ -427,7 +427,7 @@
       <w:r>
         <w:t xml:space="preserve">“</w:t>
       </w:r>
-      <w:hyperlink r:id="rId25">
+      <w:hyperlink r:id="rId14">
         <w:r>
           <w:rPr>
             <w:rStyle w:val="Hyperlink"/>
@@ -466,7 +466,7 @@
       <w:r>
         <w:t xml:space="preserve"> </w:t>
       </w:r>
-      <w:hyperlink r:id="rId26">
+      <w:hyperlink r:id="rId15">
         <w:r>
           <w:rPr>
             <w:rStyle w:val="Hyperlink"/>
@@ -492,7 +492,7 @@
       <w:r>
         <w:t xml:space="preserve">“</w:t>
       </w:r>
-      <w:hyperlink r:id="rId27">
+      <w:hyperlink r:id="rId16">
         <w:r>
           <w:rPr>
             <w:rStyle w:val="Hyperlink"/>
@@ -521,7 +521,7 @@
       <w:r>
         <w:t xml:space="preserve">“</w:t>
       </w:r>
-      <w:hyperlink r:id="rId28">
+      <w:hyperlink r:id="rId17">
         <w:r>
           <w:rPr>
             <w:rStyle w:val="Hyperlink"/>
@@ -533,7 +533,7 @@
         <w:t xml:space="preserve">”</w:t>
       </w:r>
     </w:p>
-    <w:bookmarkEnd w:id="29"/>
+    <w:bookmarkEnd w:id="18"/>
     <w:sectPr>
       <w:footnotePr>
         <w:numRestart w:val="eachSect"/>
@@ -894,10 +894,10 @@
   <w:docDefaults>
     <w:rPrDefault>
       <w:rPr>
-        <w:rFonts w:asciiTheme="minorHAnsi" w:cstheme="minorBidi" w:eastAsiaTheme="minorHAnsi" w:hAnsiTheme="minorHAnsi"/>
+        <w:rFonts w:asciiTheme="minorHAnsi" w:cstheme="minorBidi" w:eastAsiaTheme="minorEastAsia" w:hAnsiTheme="minorHAnsi"/>
         <w:sz w:val="24"/>
         <w:szCs w:val="24"/>
-        <w:lang w:bidi="ar-SA" w:eastAsia="en-US" w:val="en-US"/>
+        <w:lang w:bidi="ar-SA" w:eastAsia="zh-CN" w:val="en-US"/>
       </w:rPr>
     </w:rPrDefault>
     <w:pPrDefault>
@@ -1438,13 +1438,6 @@
       </w:tblCellMar>
     </w:tblPr>
     <w:tblStylePr w:type="firstRow">
-      <w:tblPr>
-        <w:jc w:val="left"/>
-        <w:tblInd w:type="dxa" w:w="0"/>
-      </w:tblPr>
-      <w:trPr>
-        <w:jc w:val="left"/>
-      </w:trPr>
       <w:tcPr>
         <w:tcBorders>
           <w:bottom w:val="single"/>
